--- a/example_articles/countries/Argentina/5.countries_Argentina_Other_publisher.docx
+++ b/example_articles/countries/Argentina/5.countries_Argentina_Other_publisher.docx
@@ -27,17 +27,17 @@
     </w:p>
     <w:p>
       <w:r>
-        <w:t>Source File: Other publishers/Files (500) (26).DOCX</w:t>
+        <w:t>Source file: Other publishers/Files (500) (26).DOCX</w:t>
       </w:r>
     </w:p>
     <w:p>
       <w:r>
-        <w:t>Raw locations result: ['Argentina']</w:t>
+        <w:t>Raw locations result, 'locations': ['Argentina']</w:t>
       </w:r>
     </w:p>
     <w:p>
       <w:r>
-        <w:t>countries_stand_flat (Standardized): Argentina</w:t>
+        <w:t>Standardized locations result, 'countries_stand_flat': Argentina</w:t>
       </w:r>
     </w:p>
     <w:p>

--- a/example_articles/countries/Argentina/5.countries_Argentina_Other_publisher.docx
+++ b/example_articles/countries/Argentina/5.countries_Argentina_Other_publisher.docx
@@ -7,7 +7,7 @@
         <w:pStyle w:val="Heading1"/>
       </w:pPr>
       <w:r>
-        <w:t>None tougher than Tidal Wave</w:t>
+        <w:t>Evita stylish, thieving diva of cult politics</w:t>
       </w:r>
     </w:p>
     <w:p>
@@ -17,17 +17,17 @@
     </w:p>
     <w:p>
       <w:r>
-        <w:t>Date: 1997-07-01</w:t>
+        <w:t>Date: 1997-01-16</w:t>
       </w:r>
     </w:p>
     <w:p>
       <w:r>
-        <w:t>Section: Sports;</w:t>
+        <w:t>Section: NEWS;</w:t>
       </w:r>
     </w:p>
     <w:p>
       <w:r>
-        <w:t>Source file: Other publishers/Files (500) (26).DOCX</w:t>
+        <w:t>Source file: Other publishers/Files (500) (13).DOCX</w:t>
       </w:r>
     </w:p>
     <w:p>
@@ -49,57 +49,155 @@
     </w:p>
     <w:p>
       <w:r>
-        <w:t>About the only difference between watching the Crystal Lake Tidal Waves 18-and-under softball team this past weekend and watching a prize fight was that no one on the Tidal Waves tried to bite anybody's ear off.</w:t>
+        <w:t>She had her moments -- she had some style. The best show in</w:t>
         <w:br/>
-        <w:t>Oh, they clawed, scratched and fought with the tenacity of a boxer going for the heavyweight title, but the Waves were a whole lot more fun to watch going for their prize than Mike Tyson has ever been.</w:t>
+        <w:t>town was the crowd outside the Casa Rosada crying "Eva Peron."</w:t>
         <w:br/>
-        <w:t>It's rare you see a team lose its first game in bracket play and come back to win seven in a row and play for a tournament championship. Especially against the competition the Waves had to beat to do that in the American Fastpitch Association's state tournament at the Rockford Sportscore.</w:t>
+        <w:t>The better the style, the worse the politics. That's the sobering</w:t>
         <w:br/>
-        <w:t>But that's what the Waves accomplished, finishing second in the tournament to the talent-laden Whiteford Sharks of Joliet.</w:t>
+        <w:t>lesson of the new musical Evita, chronicling the rise and</w:t>
         <w:br/>
-        <w:t>This Waves team is a working-class person's dream. There aren't a lot of high profile players on coach Mike Buck's squad, just a bunch of girls, mainly from Fox Valley Conference schools, that have a love for softball and a darn good coach to boot.</w:t>
+        <w:t>fall of the Argentine power couple. Its message that we should</w:t>
         <w:br/>
-        <w:t>''My assistant coach, Bill Creighton, and I were talking during the Lisle game (a 6-5 eight-inning win that put the Waves in the title game) about how we're just like pit bulls," Buck said Monday. ''We just grab onto your ankle and we don't let go We just keep hanging around."</w:t>
+        <w:t>not seek salvation through idolatrous politics is still relevant</w:t>
         <w:br/>
-        <w:t>Jacobs graduate Julie Weightman, who will play at Millikin next season, along with Carroll College-bound Jamie Silarski of Antioch, were the Waves' only two pitchers in the 12 games the team played in three days.</w:t>
+        <w:t>because in America's media-mad environment, spin is truth, fame</w:t>
         <w:br/>
-        <w:t>''I don't have to warm up, my arm's so tight it can't get loose," said Weightman after the Waves beat the Barrington Hurricanes 15-9 Sunday, a win that sent them against Lisle before they played the Sharks for the title.</w:t>
+        <w:t>is virtue and actors become president.</w:t>
         <w:br/>
-        <w:t>Buck feels what the Tidal Waves have accomplished, two national tournament bids in two weekends, is just a statement of how softball in the Fox Valley Conference is getting better.</w:t>
+        <w:t>So it's worth remembering not only what Eva Peron wore but also</w:t>
         <w:br/>
-        <w:t>''It reflects on the girls and the talent we have here in this area," said Buck, who has coached in the Cary-Grove and Crystal Lake systems since before there was a Fox Valley Conference. ''The quality has improved a lot."</w:t>
+        <w:t>what she did. As Argentine strongman Juan Peron's wife, she hypnotized</w:t>
         <w:br/>
-        <w:t>You won't find any Division I signees on the Waves' roster, but Cary-Grove graduate Jill Karwoski has a partial ride to Division II Lewis, second baseman Laurie Frank of Lake Zurich will walk on at Illinois State, third baseman-shortstop Sara Jones of Crystal Lake South will walk on at Purdue and Jacobs grad Samantha Wunschl will play at Division III Elmhurst.</w:t>
+        <w:t>the nation even as she helped misgovern it. In the words of journalist</w:t>
         <w:br/>
-        <w:t>The Waves truly toughed it out Sunday, winning four games before losing in the title matchup. Watching them, drained and exhausted, wearing wet towels between innings to stay cool, was truly a pleasure to anyone who admires the underdog.</w:t>
+        <w:t>Mary Main, whose book Evita: Woman with a Whip was written</w:t>
         <w:br/>
-        <w:t>* * *</w:t>
+        <w:t>in 1952 when Evita was still alive, their joint rule was "bringing</w:t>
         <w:br/>
-        <w:t>Busy place: The Sportscore was a myriad of activity this past weekend. There were 166 soccer teams in the 14-and-under age bracket from eight states playing in the Watermelon tournament as well as 1,200 BMX racers in town for a national event at another Rockford Park District facility. The Rockford Area Visitor's &amp; Convention Bureau was referring people looking for lodging to hotels in Elgin and Janesville, Wis. Makes one wonder if Elgin couldn't get involved in hosting events like this at the Sports Complex.</w:t>
+        <w:t>to ruin a nation that was potentially one of the richest in the</w:t>
         <w:br/>
-        <w:t>* * *</w:t>
+        <w:t>world."</w:t>
         <w:br/>
-        <w:t>Night and day: The atmosphere around the AFA tournament was much different than that at the National Softball Association's state tournament the weekend before in Schaumburg. There were only half the teams, 19 compared to 38, and the whole attitude was much more relaxed at the AFA tourney.</w:t>
+        <w:t>Argentina is indeed a country blessed by nature, with both agricultural</w:t>
         <w:br/>
-        <w:t>Rain forced the NSA tournament into one-hour time limits on games and international tie-breakers. At the AFA tourney, all games were played to completion with no time limits and no tie-breakers.</w:t>
+        <w:t>and mineral wealth. In the 19th century, the phrase "rich as</w:t>
         <w:br/>
-        <w:t>The true game came out in Rockford much more than in Schaumburg just because of that.</w:t>
+        <w:t>an Argentine" was common. Nearly 7 million Europeans searching</w:t>
         <w:br/>
-        <w:t>* * *</w:t>
+        <w:t>for a better life emigrated there in the decades prior to World</w:t>
         <w:br/>
-        <w:t>Softball roundup: The Sidekicks 17-and-under team lost to the Quad City Eagles 6-2 in the semifinals and finished third in the River City Classic in Moline over the weekend</w:t>
+        <w:t>War II. Yet even though Argentina avoided both world wars, bad</w:t>
         <w:br/>
-        <w:t>The Elgin Heat split a doubleheader Saturday with the Schaumburg Sluggers, losing the first game 2-1 on two unearned runs and winning the nightcap 5-4 behind a 7-hitter from Larkin's Natalie DeMoulin.</w:t>
+        <w:t>politics proved to be more economically destructive than sieges</w:t>
         <w:br/>
-        <w:t>* * *</w:t>
+        <w:t>and bombardment. In 1940, Argentines enjoyed the eighth highest</w:t>
         <w:br/>
-        <w:t>What's up this week: The Heat hosts the Tidal Waves Gold team tonight in a doubleheader at the Elgin Sports Complex while the Streamwood Stars play host to the Schaumburg Sluggers in a single game at Hoosier Grove.</w:t>
+        <w:t>standard of living on the planet. A half century later, the country</w:t>
         <w:br/>
-        <w:t>The Tidal Waves Blue, Buck's squad, won't play until this weekend when they participate in another AFA qualifier in East Peoria. The Streamwood Stars, Elgin Heat and the Sidekicks are entered in the Lady Redwing Invitational in Rockford.</w:t>
+        <w:t>was thoroughly Third World.</w:t>
         <w:br/>
-        <w:t>* * *</w:t>
+        <w:t>The Perons, who took power in 1945, were catalysts for Argentina's</w:t>
         <w:br/>
-        <w:t>And, for some basketball: The Illinois Hustle 17-and-under AAU team won its pool over the weekend at the national tournament in Chattanooga, Tenn. All-state guards Kristin Santa of Loyola and Amanda Levens of Belvidere led the Hustle to a 3-0 mark along with Dawn Vana of Maine West. Billee Russell and Kelley Storm of Dundee-Crown have played well. Russell had a team-high 29 points in an 89-77 win over the Michigan Belles while Storm contributed 9 points in an 80-66 victory over the Minnesota Powerplay. The Hustle plays its first game in the winner's bracket this morning against a team from Indiana.</w:t>
+        <w:t>decline. Juan Peron imagined himself another Mussolini, leading</w:t>
+        <w:br/>
+        <w:t>Argentina's Labor Party and borrowing the idea of a five-year</w:t>
+        <w:br/>
+        <w:t>plan from the Soviet Union. He vastly expanded government spending,</w:t>
+        <w:br/>
+        <w:t>which endeared him to working class "descamisados," or the shirtless</w:t>
+        <w:br/>
+        <w:t>ones. "Give to the people, especially the workers, all that is</w:t>
+        <w:br/>
+        <w:t>possible," Peron said. "When it seems that already you are giving</w:t>
+        <w:br/>
+        <w:t>them too much, give them some more."</w:t>
+        <w:br/>
+        <w:t>Such Robin Hood-like redistribution played well in the short run</w:t>
+        <w:br/>
+        <w:t>but in the long term was catastrophic. Investment dried up and</w:t>
+        <w:br/>
+        <w:t>gold reserves disappeared. When Peron kept spending by simply</w:t>
+        <w:br/>
+        <w:t>printing more pesos, hyperinflation wiped out savings and erased</w:t>
+        <w:br/>
+        <w:t>what remained of business confidence. Peron's response, typical</w:t>
+        <w:br/>
+        <w:t>of populists, was to blame everyone but himself for the disaster.</w:t>
+        <w:br/>
+        <w:t>He attacked "foreign" imperialists and nationalized whole industries.</w:t>
+        <w:br/>
+        <w:t>As the economy fell still further, Peron suppressed civil liberties.</w:t>
+        <w:br/>
+        <w:t>And in the final irony for a politician who claimed to speak for</w:t>
+        <w:br/>
+        <w:t>the toiling masses, he broke strikes.</w:t>
+        <w:br/>
+        <w:t>Of course, what separates Peron from the motley roster of Latin</w:t>
+        <w:br/>
+        <w:t>American bullies is his mythic wife. Born of humble origins, the</w:t>
+        <w:br/>
+        <w:t>star-quality Evita posed as the champion of the working class.</w:t>
+        <w:br/>
+        <w:t>As Madonna sings in the movie, "I've been unemployed and hate</w:t>
+        <w:br/>
+        <w:t>it too." But, as she trills to the masses, Peron is the answer:</w:t>
+        <w:br/>
+        <w:t>"I found my salvation" in him -- and so will they.</w:t>
+        <w:br/>
+        <w:t>But Evita was an entrepreneur of sorts. Allegedly to help the</w:t>
+        <w:br/>
+        <w:t>people, she set up a foundation which cajoled and extorted vast</w:t>
+        <w:br/>
+        <w:t>sums. But this welfare queen had sticky fingers.</w:t>
+        <w:br/>
+        <w:t>Evita died of cancer in 1952. She was just 33, ensuring that her</w:t>
+        <w:br/>
+        <w:t>candle-in-the-rain legend would endure forever -- much longer</w:t>
+        <w:br/>
+        <w:t>than her husband's regime, which was overthrown in 1955. Only</w:t>
+        <w:br/>
+        <w:t>then did the full extent of the couple's kleptocratic rule become</w:t>
+        <w:br/>
+        <w:t>apparent. According to a new biography, Eva's estate was found</w:t>
+        <w:br/>
+        <w:t>to have tucked away an Imelda Marcos-like hoard: $ 12 million in</w:t>
+        <w:br/>
+        <w:t>cash, 65 kilograms of gold and as much silver, "a 48-carat emerald,</w:t>
+        <w:br/>
+        <w:t>three platinum ingots, 1,650 diamonds, 120 gold bracelets, and</w:t>
+        <w:br/>
+        <w:t>100 gold watches."</w:t>
+        <w:br/>
+        <w:t>The bottom line is that cult-like politics are a function of the</w:t>
+        <w:br/>
+        <w:t>willingness to suspend disbelief and to follow one person -- even</w:t>
+        <w:br/>
+        <w:t>over a cliff. We in America have been insulated from political</w:t>
+        <w:br/>
+        <w:t>madness by our longstanding commitment to individual rights, separated</w:t>
+        <w:br/>
+        <w:t>powers and limited government. And so while the occasional Huey</w:t>
+        <w:br/>
+        <w:t>Long-type demagogue has threatened to carry us toward the abyss,</w:t>
+        <w:br/>
+        <w:t>good sense has always ultimately prevailed.</w:t>
+        <w:br/>
+        <w:t>In the film, Madonna/Evita is described as "a diamond" in the</w:t>
+        <w:br/>
+        <w:t>"dull, gray lives" of ordinary Argentines. Maybe so, but Argentine</w:t>
+        <w:br/>
+        <w:t>history should convince us that too much glamor and excitement</w:t>
+        <w:br/>
+        <w:t>in politics is a lot more dangerous than too little.</w:t>
+        <w:br/>
+        <w:br/>
+        <w:t>Graphic</w:t>
+        <w:br/>
+        <w:br/>
+        <w:t xml:space="preserve"> </w:t>
+        <w:br/>
+        <w:t>PHOTO, b/w, AP</w:t>
       </w:r>
     </w:p>
     <w:sectPr>

--- a/example_articles/countries/Argentina/5.countries_Argentina_Other_publisher.docx
+++ b/example_articles/countries/Argentina/5.countries_Argentina_Other_publisher.docx
@@ -7,7 +7,7 @@
         <w:pStyle w:val="Heading1"/>
       </w:pPr>
       <w:r>
-        <w:t>Evita stylish, thieving diva of cult politics</w:t>
+        <w:t>The summit vs. the street; Thousands railed against Bush in Argentina; some turned violent.</w:t>
       </w:r>
     </w:p>
     <w:p>
@@ -17,17 +17,17 @@
     </w:p>
     <w:p>
       <w:r>
-        <w:t>Date: 1997-01-16</w:t>
+        <w:t>Date: 2005-11-05</w:t>
       </w:r>
     </w:p>
     <w:p>
       <w:r>
-        <w:t>Section: NEWS;</w:t>
+        <w:t>Section: NATIONAL; Pg. A02</w:t>
       </w:r>
     </w:p>
     <w:p>
       <w:r>
-        <w:t>Source file: Other publishers/Files (500) (13).DOCX</w:t>
+        <w:t>Source file: Other publishers/Files (500) (21).DOCX</w:t>
       </w:r>
     </w:p>
     <w:p>
@@ -49,155 +49,49 @@
     </w:p>
     <w:p>
       <w:r>
-        <w:t>She had her moments -- she had some style. The best show in</w:t>
+        <w:t>Ruefully acknowledging the hostility that greeted him at the Summit of the Americas, President Bush told his Argentine host yesterday that organizing a summit was hard work - especially when Bush himself was a participant.</w:t>
         <w:br/>
-        <w:t>town was the crowd outside the Casa Rosada crying "Eva Peron."</w:t>
+        <w:t>By day's end, events would show how right Bush was.</w:t>
         <w:br/>
-        <w:t>The better the style, the worse the politics. That's the sobering</w:t>
+        <w:t>Masked protesters accusing the President of imperialism clashed with riot police in the beach city of Mar del Plata. They pounded the pavement with sticks and clubs. They launched rocks with slingshots and withstood volleys of tear gas. They broke shop windows, destroyed phone booths, and torched the American flag. And they nearly burned down a branch of Banco Galicia.</w:t>
         <w:br/>
-        <w:t>lesson of the new musical Evita, chronicling the rise and</w:t>
+        <w:t>The protesters managed to come within a mile of the summit site but failed to break through security lines formed by Argentine police and soldiers.</w:t>
         <w:br/>
-        <w:t>fall of the Argentine power couple. Its message that we should</w:t>
+        <w:t>More than 60 people were detained, police said. It was unclear if there were injuries.</w:t>
         <w:br/>
-        <w:t>not seek salvation through idolatrous politics is still relevant</w:t>
+        <w:t>The fourth Summit of the Americas, bringing together the leaders of 34 nations, opened just about on schedule.</w:t>
         <w:br/>
-        <w:t>because in America's media-mad environment, spin is truth, fame</w:t>
+        <w:t>"It's not easy to host all these countries - particularly not easy to host, perhaps, me," Bush told Argentine President Nestor Kirchner after a morning meeting that both men praised as candid and friendly. "But thank you for doing it."</w:t>
         <w:br/>
-        <w:t>is virtue and actors become president.</w:t>
+        <w:t>The violence broke out after a long day of uniformly peaceful protests.</w:t>
         <w:br/>
-        <w:t>So it's worth remembering not only what Eva Peron wore but also</w:t>
+        <w:t>Some demonstrators arrived on an early-morning train from Buenos Aires. Led by the former Argentine soccer star Diego Maradona, they spewed insults and cursed Bush, chanting: "Fascist Bush! You are the terrorist!" Others came by bus, toting signs praising leftist figures such as Che Guevara, Fidel Castro and Hugo Chavez.</w:t>
         <w:br/>
-        <w:t>what she did. As Argentine strongman Juan Peron's wife, she hypnotized</w:t>
+        <w:t>Chavez, the Venezuelan president who has challenged the United States with his rhetoric and policies, rallied thousands of labor leaders, peace activists and indigenous groups with a fiery speech at the Mar del Plata soccer stadium.</w:t>
         <w:br/>
-        <w:t>the nation even as she helped misgovern it. In the words of journalist</w:t>
+        <w:t>He took special aim at U.S.-led efforts to create a free-trade zone across the Western Hemisphere. Talks on the Free Trade Area of the Americas have stalled, with five South American states opposing greater liberalization of commerce.</w:t>
         <w:br/>
-        <w:t>Mary Main, whose book Evita: Woman with a Whip was written</w:t>
+        <w:t>"To the tomb!" Chavez shouted. "All of us here have brought an undertaker's shovel, because here in Mar del Plata is the tomb of the FTAA."</w:t>
         <w:br/>
-        <w:t>in 1952 when Evita was still alive, their joint rule was "bringing</w:t>
+        <w:t>Mexican President Vicente Fox said the FTAA proposal would move forward anyway, because 29 of the 34 nations taking part in the summit were considering cobbling together their own FTAA - without opponents Venezuela, Brazil, Argentina, Paraguay and Uruguay.</w:t>
         <w:br/>
-        <w:t>to ruin a nation that was potentially one of the richest in the</w:t>
+        <w:t>Thomas Shannon, the new U.S. assistant secretary of state for Western Hemisphere affairs, said, "There is significant support within the region for economic integration and for a Free Trade Area of the Americas."</w:t>
         <w:br/>
-        <w:t>world."</w:t>
+        <w:t>Top-level negotiators at the summit have so far failed to agree on key language aimed at relaunching talks as soon as April for the FTAA - an ambitious proposal originally raised in 1994 at the first Americas summit in Miami.</w:t>
         <w:br/>
-        <w:t>Argentina is indeed a country blessed by nature, with both agricultural</w:t>
+        <w:t>Protesters cheered Chavez madly. They waved signs lampooning Bush as a devil and as a clown. They spoke of a new wave of leftist leaders across the continent: One banner featured giant portraits of Castro, Chavez, Kirchner, Brazilian President Luiz Inacio Lula da Silva, and Uruguay's Tabare Vazquez.</w:t>
         <w:br/>
-        <w:t>and mineral wealth. In the 19th century, the phrase "rich as</w:t>
+        <w:t>Chavez painted his so-called Bolivarian Revolution in stark terms: Socialist vs. capitalist. North vs. south. Rich vs. poor. He told the crowd that Bush was planning to invade Venezuela, and the former military officer whipped up the crowd with a challenge:</w:t>
         <w:br/>
-        <w:t>an Argentine" was common. Nearly 7 million Europeans searching</w:t>
+        <w:t>"If it occurs to U.S. imperialism, in its desperation, to invade Venezuela, a 100 years' war will begin," Chavez said.</w:t>
         <w:br/>
-        <w:t>for a better life emigrated there in the decades prior to World</w:t>
+        <w:t>The hostility toward Bush and suspicion of the United States ran deep in the crowd.</w:t>
         <w:br/>
-        <w:t>War II. Yet even though Argentina avoided both world wars, bad</w:t>
+        <w:t>"Just like Bush found a pretext to invade Iraq, he will find a pretext to invade South America," said Nestor Corsini, 55, a social worker from Buenos Aires. "Bush is an imperialist, an imperialist on behalf of capitalism and transnational companies, no matter what countries they come from."</w:t>
         <w:br/>
-        <w:t>politics proved to be more economically destructive than sieges</w:t>
+        <w:t>Corsini said Chavez was leading a new leftist movement that would counter the capitalist and neoliberal policies of the last 15 years, which many poor and working-class Latin Americans blame for the region's poverty and gaping inequality.</w:t>
         <w:br/>
-        <w:t>and bombardment. In 1940, Argentines enjoyed the eighth highest</w:t>
-        <w:br/>
-        <w:t>standard of living on the planet. A half century later, the country</w:t>
-        <w:br/>
-        <w:t>was thoroughly Third World.</w:t>
-        <w:br/>
-        <w:t>The Perons, who took power in 1945, were catalysts for Argentina's</w:t>
-        <w:br/>
-        <w:t>decline. Juan Peron imagined himself another Mussolini, leading</w:t>
-        <w:br/>
-        <w:t>Argentina's Labor Party and borrowing the idea of a five-year</w:t>
-        <w:br/>
-        <w:t>plan from the Soviet Union. He vastly expanded government spending,</w:t>
-        <w:br/>
-        <w:t>which endeared him to working class "descamisados," or the shirtless</w:t>
-        <w:br/>
-        <w:t>ones. "Give to the people, especially the workers, all that is</w:t>
-        <w:br/>
-        <w:t>possible," Peron said. "When it seems that already you are giving</w:t>
-        <w:br/>
-        <w:t>them too much, give them some more."</w:t>
-        <w:br/>
-        <w:t>Such Robin Hood-like redistribution played well in the short run</w:t>
-        <w:br/>
-        <w:t>but in the long term was catastrophic. Investment dried up and</w:t>
-        <w:br/>
-        <w:t>gold reserves disappeared. When Peron kept spending by simply</w:t>
-        <w:br/>
-        <w:t>printing more pesos, hyperinflation wiped out savings and erased</w:t>
-        <w:br/>
-        <w:t>what remained of business confidence. Peron's response, typical</w:t>
-        <w:br/>
-        <w:t>of populists, was to blame everyone but himself for the disaster.</w:t>
-        <w:br/>
-        <w:t>He attacked "foreign" imperialists and nationalized whole industries.</w:t>
-        <w:br/>
-        <w:t>As the economy fell still further, Peron suppressed civil liberties.</w:t>
-        <w:br/>
-        <w:t>And in the final irony for a politician who claimed to speak for</w:t>
-        <w:br/>
-        <w:t>the toiling masses, he broke strikes.</w:t>
-        <w:br/>
-        <w:t>Of course, what separates Peron from the motley roster of Latin</w:t>
-        <w:br/>
-        <w:t>American bullies is his mythic wife. Born of humble origins, the</w:t>
-        <w:br/>
-        <w:t>star-quality Evita posed as the champion of the working class.</w:t>
-        <w:br/>
-        <w:t>As Madonna sings in the movie, "I've been unemployed and hate</w:t>
-        <w:br/>
-        <w:t>it too." But, as she trills to the masses, Peron is the answer:</w:t>
-        <w:br/>
-        <w:t>"I found my salvation" in him -- and so will they.</w:t>
-        <w:br/>
-        <w:t>But Evita was an entrepreneur of sorts. Allegedly to help the</w:t>
-        <w:br/>
-        <w:t>people, she set up a foundation which cajoled and extorted vast</w:t>
-        <w:br/>
-        <w:t>sums. But this welfare queen had sticky fingers.</w:t>
-        <w:br/>
-        <w:t>Evita died of cancer in 1952. She was just 33, ensuring that her</w:t>
-        <w:br/>
-        <w:t>candle-in-the-rain legend would endure forever -- much longer</w:t>
-        <w:br/>
-        <w:t>than her husband's regime, which was overthrown in 1955. Only</w:t>
-        <w:br/>
-        <w:t>then did the full extent of the couple's kleptocratic rule become</w:t>
-        <w:br/>
-        <w:t>apparent. According to a new biography, Eva's estate was found</w:t>
-        <w:br/>
-        <w:t>to have tucked away an Imelda Marcos-like hoard: $ 12 million in</w:t>
-        <w:br/>
-        <w:t>cash, 65 kilograms of gold and as much silver, "a 48-carat emerald,</w:t>
-        <w:br/>
-        <w:t>three platinum ingots, 1,650 diamonds, 120 gold bracelets, and</w:t>
-        <w:br/>
-        <w:t>100 gold watches."</w:t>
-        <w:br/>
-        <w:t>The bottom line is that cult-like politics are a function of the</w:t>
-        <w:br/>
-        <w:t>willingness to suspend disbelief and to follow one person -- even</w:t>
-        <w:br/>
-        <w:t>over a cliff. We in America have been insulated from political</w:t>
-        <w:br/>
-        <w:t>madness by our longstanding commitment to individual rights, separated</w:t>
-        <w:br/>
-        <w:t>powers and limited government. And so while the occasional Huey</w:t>
-        <w:br/>
-        <w:t>Long-type demagogue has threatened to carry us toward the abyss,</w:t>
-        <w:br/>
-        <w:t>good sense has always ultimately prevailed.</w:t>
-        <w:br/>
-        <w:t>In the film, Madonna/Evita is described as "a diamond" in the</w:t>
-        <w:br/>
-        <w:t>"dull, gray lives" of ordinary Argentines. Maybe so, but Argentine</w:t>
-        <w:br/>
-        <w:t>history should convince us that too much glamor and excitement</w:t>
-        <w:br/>
-        <w:t>in politics is a lot more dangerous than too little.</w:t>
-        <w:br/>
-        <w:br/>
-        <w:t>Graphic</w:t>
-        <w:br/>
-        <w:br/>
-        <w:t xml:space="preserve"> </w:t>
-        <w:br/>
-        <w:t>PHOTO, b/w, AP</w:t>
+        <w:t>This article includes information from the Associated Press.</w:t>
       </w:r>
     </w:p>
     <w:sectPr>
